--- a/task/java/week6/java2_week06_인터페이스(1)_과제.docx
+++ b/task/java/week6/java2_week06_인터페이스(1)_과제.docx
@@ -31548,8 +31548,11 @@
             <w:pPr>
               <w:adjustRightInd w:val="0"/>
               <w:rPr>
-                <w:rFonts w:asciiTheme="minorEastAsia" w:hAnsiTheme="minorEastAsia" w:cs="맑은 고딕"/>
+                <w:rFonts w:ascii="Courier New" w:eastAsia="굴림체" w:hAnsi="Courier New" w:cs="Courier New"/>
                 <w:b w:val="0"/>
+                <w:bCs w:val="0"/>
+                <w:color w:val="CF8E6D"/>
+                <w:sz w:val="20"/>
                 <w:szCs w:val="20"/>
               </w:rPr>
             </w:pPr>
@@ -31681,11 +31684,20 @@
             <w:r>
               <w:rPr>
                 <w:rFonts w:ascii="Courier New" w:hAnsi="Courier New" w:cs="Courier New"/>
-                <w:color w:val="BCBEC4"/>
-                <w:sz w:val="20"/>
-                <w:szCs w:val="20"/>
-              </w:rPr>
-              <w:t>getPay(</w:t>
+                <w:color w:val="56A8F5"/>
+                <w:sz w:val="20"/>
+                <w:szCs w:val="20"/>
+              </w:rPr>
+              <w:t>getPay</w:t>
+            </w:r>
+            <w:r>
+              <w:rPr>
+                <w:rFonts w:ascii="Courier New" w:hAnsi="Courier New" w:cs="Courier New"/>
+                <w:color w:val="BCBEC4"/>
+                <w:sz w:val="20"/>
+                <w:szCs w:val="20"/>
+              </w:rPr>
+              <w:t>(</w:t>
             </w:r>
             <w:r>
               <w:rPr>
@@ -31845,7 +31857,7 @@
               <w:adjustRightInd w:val="0"/>
               <w:rPr>
                 <w:rFonts w:asciiTheme="minorEastAsia" w:hAnsiTheme="minorEastAsia" w:cs="맑은 고딕"/>
-                <w:bCs w:val="0"/>
+                <w:b w:val="0"/>
                 <w:color w:val="000000"/>
                 <w:szCs w:val="20"/>
               </w:rPr>
@@ -33443,34 +33455,16 @@
                 <w:sz w:val="20"/>
                 <w:szCs w:val="20"/>
               </w:rPr>
-              <w:t>90</w:t>
-            </w:r>
-            <w:r>
-              <w:rPr>
-                <w:rFonts w:ascii="Courier New" w:hAnsi="Courier New" w:cs="Courier New"/>
-                <w:color w:val="BCBEC4"/>
-                <w:sz w:val="20"/>
-                <w:szCs w:val="20"/>
-              </w:rPr>
-              <w:t xml:space="preserve">) + </w:t>
-            </w:r>
-            <w:r>
-              <w:rPr>
-                <w:rFonts w:ascii="Courier New" w:hAnsi="Courier New" w:cs="Courier New"/>
-                <w:color w:val="2AACB8"/>
-                <w:sz w:val="20"/>
-                <w:szCs w:val="20"/>
-              </w:rPr>
-              <w:t>10</w:t>
-            </w:r>
-            <w:r>
-              <w:rPr>
-                <w:rFonts w:ascii="Courier New" w:hAnsi="Courier New" w:cs="Courier New"/>
-                <w:color w:val="BCBEC4"/>
-                <w:sz w:val="20"/>
-                <w:szCs w:val="20"/>
-              </w:rPr>
-              <w:t>;</w:t>
+              <w:t>100</w:t>
+            </w:r>
+            <w:r>
+              <w:rPr>
+                <w:rFonts w:ascii="Courier New" w:hAnsi="Courier New" w:cs="Courier New"/>
+                <w:color w:val="BCBEC4"/>
+                <w:sz w:val="20"/>
+                <w:szCs w:val="20"/>
+              </w:rPr>
+              <w:t>);</w:t>
             </w:r>
             <w:r>
               <w:rPr>
@@ -34642,34 +34636,16 @@
                 <w:sz w:val="20"/>
                 <w:szCs w:val="20"/>
               </w:rPr>
-              <w:t>90</w:t>
-            </w:r>
-            <w:r>
-              <w:rPr>
-                <w:rFonts w:ascii="Courier New" w:hAnsi="Courier New" w:cs="Courier New"/>
-                <w:color w:val="BCBEC4"/>
-                <w:sz w:val="20"/>
-                <w:szCs w:val="20"/>
-              </w:rPr>
-              <w:t xml:space="preserve">) + </w:t>
-            </w:r>
-            <w:r>
-              <w:rPr>
-                <w:rFonts w:ascii="Courier New" w:hAnsi="Courier New" w:cs="Courier New"/>
-                <w:color w:val="2AACB8"/>
-                <w:sz w:val="20"/>
-                <w:szCs w:val="20"/>
-              </w:rPr>
-              <w:t>10</w:t>
-            </w:r>
-            <w:r>
-              <w:rPr>
-                <w:rFonts w:ascii="Courier New" w:hAnsi="Courier New" w:cs="Courier New"/>
-                <w:color w:val="BCBEC4"/>
-                <w:sz w:val="20"/>
-                <w:szCs w:val="20"/>
-              </w:rPr>
-              <w:t>;</w:t>
+              <w:t>100</w:t>
+            </w:r>
+            <w:r>
+              <w:rPr>
+                <w:rFonts w:ascii="Courier New" w:hAnsi="Courier New" w:cs="Courier New"/>
+                <w:color w:val="BCBEC4"/>
+                <w:sz w:val="20"/>
+                <w:szCs w:val="20"/>
+              </w:rPr>
+              <w:t>);</w:t>
             </w:r>
             <w:r>
               <w:rPr>
@@ -35534,17 +35510,6 @@
               <w:br/>
               <w:t>}</w:t>
             </w:r>
-          </w:p>
-          <w:p>
-            <w:pPr>
-              <w:adjustRightInd w:val="0"/>
-              <w:rPr>
-                <w:rFonts w:asciiTheme="minorEastAsia" w:hAnsiTheme="minorEastAsia" w:cs="맑은 고딕" w:hint="eastAsia"/>
-                <w:b w:val="0"/>
-                <w:color w:val="000000"/>
-                <w:szCs w:val="20"/>
-              </w:rPr>
-            </w:pPr>
           </w:p>
         </w:tc>
       </w:tr>
@@ -35595,10 +35560,10 @@
                 <w:noProof/>
               </w:rPr>
               <w:drawing>
-                <wp:inline distT="0" distB="0" distL="0" distR="0" wp14:anchorId="4D0088CE" wp14:editId="5A99A419">
-                  <wp:extent cx="4597400" cy="1701800"/>
+                <wp:inline distT="0" distB="0" distL="0" distR="0" wp14:anchorId="712B3C34" wp14:editId="0244ED72">
+                  <wp:extent cx="4584700" cy="1727200"/>
                   <wp:effectExtent l="0" t="0" r="0" b="0"/>
-                  <wp:docPr id="404770642" name="그림 4"/>
+                  <wp:docPr id="1732435251" name="그림 5" descr="텍스트, 폰트, 스크린샷이(가) 표시된 사진&#10;&#10;AI가 생성한 콘텐츠는 부정확할 수 있습니다."/>
                   <wp:cNvGraphicFramePr>
                     <a:graphicFrameLocks xmlns:a="http://schemas.openxmlformats.org/drawingml/2006/main" noChangeAspect="1"/>
                   </wp:cNvGraphicFramePr>
@@ -35606,7 +35571,7 @@
                     <a:graphicData uri="http://schemas.openxmlformats.org/drawingml/2006/picture">
                       <pic:pic xmlns:pic="http://schemas.openxmlformats.org/drawingml/2006/picture">
                         <pic:nvPicPr>
-                          <pic:cNvPr id="404770642" name="그림 4"/>
+                          <pic:cNvPr id="1732435251" name="그림 5" descr="텍스트, 폰트, 스크린샷이(가) 표시된 사진&#10;&#10;AI가 생성한 콘텐츠는 부정확할 수 있습니다."/>
                           <pic:cNvPicPr/>
                         </pic:nvPicPr>
                         <pic:blipFill>
@@ -35624,7 +35589,7 @@
                         <pic:spPr>
                           <a:xfrm>
                             <a:off x="0" y="0"/>
-                            <a:ext cx="4597400" cy="1701800"/>
+                            <a:ext cx="4584700" cy="1727200"/>
                           </a:xfrm>
                           <a:prstGeom prst="rect">
                             <a:avLst/>
